--- a/inbox/Application Aware Networking/Vol_IX_Book_05_FedAAN_SaaS_Integration_Governance.docx
+++ b/inbox/Application Aware Networking/Vol_IX_Book_05_FedAAN_SaaS_Integration_Governance.docx
@@ -31,7 +31,7 @@
         <w:pStyle w:val="Date"/>
       </w:pPr>
       <w:r>
-        <w:t xml:space="preserve">2026-07-14 11:56 ET</w:t>
+        <w:t xml:space="preserve">2026-07-16 09:48 ET</w:t>
       </w:r>
     </w:p>
     <w:p>
@@ -85,7 +85,7 @@
         <w:t xml:space="preserve"> </w:t>
       </w:r>
       <w:r>
-        <w:t xml:space="preserve">2026-07-14 11:56 ET</w:t>
+        <w:t xml:space="preserve">2026-07-16 09:48 ET</w:t>
       </w:r>
     </w:p>
     <w:bookmarkEnd w:id="9"/>
@@ -2928,7 +2928,7 @@
               <w:pStyle w:val="Compact"/>
             </w:pPr>
             <w:r>
-              <w:t xml:space="preserve">automated</w:t>
+              <w:t xml:space="preserve">owner</w:t>
             </w:r>
           </w:p>
         </w:tc>
@@ -3165,18 +3165,34 @@
               <w:pStyle w:val="Compact"/>
             </w:pPr>
             <w:r>
-              <w:t xml:space="preserve">Automated rotation ahead of expiry, SaaS-side update tracked as a change. The trust never depends on a human remembering a three-year certificate</w:t>
-            </w:r>
-          </w:p>
-        </w:tc>
-        <w:tc>
-          <w:tcPr/>
-          <w:p>
-            <w:pPr>
-              <w:pStyle w:val="Compact"/>
-            </w:pPr>
-            <w:r>
-              <w:t xml:space="preserve">automated</w:t>
+              <w:t xml:space="preserve">Rotation is raised automatically ahead of expiry and approved by the integration owner, with the SaaS-side update tracked as a change. The trust never depends on a human</w:t>
+            </w:r>
+            <w:r>
+              <w:t xml:space="preserve"> </w:t>
+            </w:r>
+            <w:r>
+              <w:rPr>
+                <w:i/>
+                <w:iCs/>
+              </w:rPr>
+              <w:t xml:space="preserve">remembering</w:t>
+            </w:r>
+            <w:r>
+              <w:t xml:space="preserve"> </w:t>
+            </w:r>
+            <w:r>
+              <w:t xml:space="preserve">a three-year certificate</w:t>
+            </w:r>
+          </w:p>
+        </w:tc>
+        <w:tc>
+          <w:tcPr/>
+          <w:p>
+            <w:pPr>
+              <w:pStyle w:val="Compact"/>
+            </w:pPr>
+            <w:r>
+              <w:t xml:space="preserve">owner</w:t>
             </w:r>
           </w:p>
         </w:tc>
@@ -3749,7 +3765,7 @@
               <w:pStyle w:val="Compact"/>
             </w:pPr>
             <w:r>
-              <w:t xml:space="preserve">automated</w:t>
+              <w:t xml:space="preserve">manager + identity</w:t>
             </w:r>
           </w:p>
         </w:tc>
